--- a/Социология_ответы.docx
+++ b/Социология_ответы.docx
@@ -29,7 +29,7 @@
           <w:b w:val="0"/>
           <w:sz w:val="28"/>
         </w:rPr>
-        <w:t>Питирим Александрович Сорокин (1889–1968) — один из крупнейших социологов XX века, основатель русско-американской школы социологии. В российский период он разрабатывал проблемы социального поведения, предмета и метода социологии («Система социологии», 1920). В эмиграции в США создал кафедру социологии в Гарварде и сформулировал теорию социальной стратификации и социальной мобильности, выделив её экономический, политический и профессиональный виды. Сорокин ввёл понятия «вертикальной» и «горизонтальной» мобильности, а также «социального пространства». В фундаментальном труде «Социальная и культурная динамика» он предложил концепцию циклической смены трёх типов культуры — идеациональной, идеалистической и чувственной. Идеи Сорокина об интегральной социологии, кризисе современной цивилизации и теории «альтруистической любви» оказали значительное влияние на развитие мировой социологической мысли.</w:t>
+        <w:t>Питирим Александрович Сорокин (1889–1968) — один из крупнейших социологов XX века, основатель русско-американской школы социологии. В российский период он разрабатывал проблемы предмета и метода социологии («Система социологии», 1920). В эмиграции в США создал кафедру социологии в Гарварде и сформулировал теорию социальной стратификации и социальной мобильности, выделив её экономический, политический и профессиональный виды. Сорокин ввёл понятия «вертикальной» и «горизонтальной» мобильности, а также «социального пространства». В труде «Социальная и культурная динамика» он предложил концепцию циклической смены трёх типов культуры: идеациональной, идеалистической и чувственной. Его идеи об интегральной социологии оказали значительное влияние на мировую социологическую мысль.</w:t>
       </w:r>
     </w:p>
     <w:p>
@@ -59,7 +59,7 @@
           <w:b w:val="0"/>
           <w:sz w:val="28"/>
         </w:rPr>
-        <w:t>Социальное взаимодействие (интеракция) — это процесс обмена действиями, информацией и эмоциями между двумя или более субъектами, при котором действия одного вызывают ответные действия другого. Основные компоненты: субъекты (индивиды, группы, организации); предмет взаимодействия (то, по поводу чего оно возникает); средства и способы коммуникации; нормы и ценности, регулирующие поведение; результат (изменение состояния субъектов).</w:t>
+        <w:t>Социальное взаимодействие (интеракция) — это процесс обмена действиями, информацией и эмоциями между двумя или более субъектами, при котором действия одного вызывают ответные действия другого. Основные компоненты: субъекты (индивиды, группы, организации); предмет взаимодействия; средства и способы коммуникации; нормы и ценности, регулирующие поведение; результат (изменение состояния субъектов).</w:t>
       </w:r>
     </w:p>
     <w:p>
@@ -88,7 +88,7 @@
           <w:b w:val="0"/>
           <w:sz w:val="28"/>
         </w:rPr>
-        <w:t>— по сферам: экономические, политические, профессиональные, семейно-бытовые, духовно-культурные;</w:t>
+        <w:t>• по сферам: экономические, политические, профессиональные, семейно-бытовые, духовно-культурные;</w:t>
       </w:r>
     </w:p>
     <w:p>
@@ -102,7 +102,7 @@
           <w:b w:val="0"/>
           <w:sz w:val="28"/>
         </w:rPr>
-        <w:t>— по характеру связей: кооперация (сотрудничество), конкуренция, конфликт, приспособление, ассимиляция;</w:t>
+        <w:t>• по характеру связей: кооперация, конкуренция, конфликт, приспособление, ассимиляция;</w:t>
       </w:r>
     </w:p>
     <w:p>
@@ -116,7 +116,7 @@
           <w:b w:val="0"/>
           <w:sz w:val="28"/>
         </w:rPr>
-        <w:t>— по числу участников: между двумя индивидами, между индивидом и группой, между группами;</w:t>
+        <w:t>• по числу участников: между двумя индивидами, между индивидом и группой, между группами;</w:t>
       </w:r>
     </w:p>
     <w:p>
@@ -130,7 +130,7 @@
           <w:b w:val="0"/>
           <w:sz w:val="28"/>
         </w:rPr>
-        <w:t>— по форме: непосредственные (контактные) и опосредованные (через знаки, СМИ, технологии);</w:t>
+        <w:t>• по форме: непосредственные и опосредованные (через СМИ, технологии);</w:t>
       </w:r>
     </w:p>
     <w:p>
@@ -144,7 +144,7 @@
           <w:b w:val="0"/>
           <w:sz w:val="28"/>
         </w:rPr>
-        <w:t>— по длительности: кратковременные и устойчивые (систематические).</w:t>
+        <w:t>• по длительности: кратковременные и устойчивые.</w:t>
       </w:r>
     </w:p>
     <w:p>
@@ -174,7 +174,7 @@
           <w:b w:val="0"/>
           <w:sz w:val="28"/>
         </w:rPr>
-        <w:t>Ролевой конфликт — это столкновение требований двух или более социальных ролей, которые выполняет один человек, либо несоответствие между ожиданиями окружающих и личными представлениями индивида о роли. Выделяют несколько форм: межролевой конфликт — несовместимость разных ролей одного человека (например, требования работы и обязанности родителя); внутриролевой — противоречивые ожидания внутри одной роли (руководитель должен быть и строгим, и доброжелательным); личностно-ролевой — несоответствие роли личным ценностям человека. Проявляется в стрессе, тревожности, снижении эффективности деятельности, чувстве вины, межличностных трениях, иногда — в уходе из роли (смена работы, развод).</w:t>
+        <w:t>Ролевой конфликт представляет собой столкновение требований двух или более социальных ролей, которые выполняет один человек, либо несоответствие между ожиданиями окружающих и личными представлениями индивида о роли. Выделяют несколько форм. Межролевой конфликт связан с несовместимостью разных ролей одного человека (например, требования работы и обязанности родителя). Внутриролевой возникает при противоречивых ожиданиях внутри одной роли, когда руководитель должен быть и строгим, и доброжелательным. Личностно-ролевой проявляется в несоответствии роли личным ценностям человека. Внешне такой конфликт выражается в стрессе, тревожности, снижении эффективности деятельности, чувстве вины, межличностных трениях, иногда в уходе из роли (смена работы, развод).</w:t>
       </w:r>
     </w:p>
     <w:p>
@@ -204,7 +204,7 @@
           <w:b w:val="0"/>
           <w:sz w:val="28"/>
         </w:rPr>
-        <w:t>Толпа — это бесструктурное, временное скопление людей, объединённых общим объектом внимания и эмоциональным состоянием. Особенности взаимодействия: анонимность, повышенная внушаемость, эмоциональная заражённость, снижение критичности мышления, ослабление чувства ответственности, быстрая смена настроений. Выделяют толпы случайные, экспрессивные, конвенциональные и действующие (агрессивные, паническая, стяжательская, повстанческая).</w:t>
+        <w:t>Толпа — это бесструктурное, временное скопление людей, объединённых общим объектом внимания и эмоциональным состоянием. Особенности взаимодействия: анонимность, повышенная внушаемость, эмоциональная заражённость, снижение критичности мышления, ослабление чувства ответственности. Выделяют толпы случайные, экспрессивные, конвенциональные и действующие (агрессивные, паническая, повстанческая).</w:t>
       </w:r>
     </w:p>
     <w:p>
@@ -219,7 +219,7 @@
           <w:b w:val="0"/>
           <w:sz w:val="28"/>
         </w:rPr>
-        <w:t>Основные теории: Г. Лебон («Психология народов и масс») — концепция «коллективной души», в которой индивид теряет сознательную личность; Г. Тард объяснял поведение толпы законами подражания; З. Фрейд связывал её с регрессией психики и идентификацией с лидером; С. Московичи развил идею «века толп» как массового общества. В современной социологии Р. Тёрнер и Л. Киллиан предложили теорию «возникающих норм», согласно которой в толпе формируются собственные ситуативные нормы поведения.</w:t>
+        <w:t>Основные теории: Г. Лебон («Психология народов и масс») развивал концепцию «коллективной души», в которой индивид теряет сознательную личность; Г. Тард объяснял поведение толпы законами подражания; З. Фрейд связывал её с регрессией психики и идентификацией с лидером. Р. Тёрнер и Л. Киллиан предложили теорию «возникающих норм»: в толпе формируются собственные ситуативные нормы поведения.</w:t>
       </w:r>
     </w:p>
     <w:p>
@@ -263,7 +263,7 @@
           <w:b w:val="0"/>
           <w:sz w:val="28"/>
         </w:rPr>
-        <w:t>— Эффект конформизма (С. Аш): студент на семинаре, не согласный с мнением большинства, всё же присоединяется к общей точке зрения, чтобы не выделяться.</w:t>
+        <w:t>• Эффект конформизма (С. Аш): студент на семинаре присоединяется к мнению большинства, чтобы не выделяться.</w:t>
       </w:r>
     </w:p>
     <w:p>
@@ -277,7 +277,7 @@
           <w:b w:val="0"/>
           <w:sz w:val="28"/>
         </w:rPr>
-        <w:t>— Эффект социальной фасилитации (Н. Триплет): спортсмен показывает лучший результат на соревнованиях в присутствии зрителей, чем на тренировке.</w:t>
+        <w:t>• Эффект социальной фасилитации (Н. Триплет): спортсмен показывает лучший результат на соревнованиях в присутствии зрителей.</w:t>
       </w:r>
     </w:p>
     <w:p>
@@ -291,7 +291,7 @@
           <w:b w:val="0"/>
           <w:sz w:val="28"/>
         </w:rPr>
-        <w:t>— Эффект социальной лености (М. Рингельман): при коллективной работе над проектом часть участников снижает свой вклад, рассчитывая на остальных.</w:t>
+        <w:t>• Эффект социальной лености (М. Рингельман): при коллективной работе часть участников снижает свой вклад, рассчитывая на остальных.</w:t>
       </w:r>
     </w:p>
     <w:p>
@@ -305,7 +305,7 @@
           <w:b w:val="0"/>
           <w:sz w:val="28"/>
         </w:rPr>
-        <w:t>— Эффект группового мышления (И. Дженис): сплочённый коллектив принимает явно ошибочное решение, потому что никто не решается высказать сомнение.</w:t>
+        <w:t>• Эффект группового мышления (И. Дженис): сплочённый коллектив принимает ошибочное решение, потому что никто не решается высказать сомнение.</w:t>
       </w:r>
     </w:p>
     <w:p>
@@ -319,7 +319,7 @@
           <w:b w:val="0"/>
           <w:sz w:val="28"/>
         </w:rPr>
-        <w:t>— Эффект поляризации: после обсуждения в группе единомышленников исходные мнения становятся более радикальными (характерно для интернет-сообществ).</w:t>
+        <w:t>• Эффект поляризации: после обсуждения в группе единомышленников мнения становятся более радикальными.</w:t>
       </w:r>
     </w:p>
     <w:p>
@@ -333,7 +333,7 @@
           <w:b w:val="0"/>
           <w:sz w:val="28"/>
         </w:rPr>
-        <w:t>— Эффект «свой–чужой»: спортивные болельщики проявляют солидарность со «своими» и враждебность к фанатам соперника.</w:t>
+        <w:t>• Эффект «свой–чужой»: болельщики проявляют солидарность со «своими» и враждебность к фанатам соперника.</w:t>
       </w:r>
     </w:p>
     <w:p>
@@ -347,22 +347,7 @@
           <w:b w:val="0"/>
           <w:sz w:val="28"/>
         </w:rPr>
-        <w:t>— Эффект ореола: первое впечатление о новом сотруднике (например, опрятный внешний вид) переносится на оценку его профессиональных качеств.</w:t>
-      </w:r>
-    </w:p>
-    <w:p>
-      <w:pPr>
-        <w:spacing w:line="360" w:lineRule="auto" w:after="0"/>
-        <w:ind w:firstLine="709"/>
-        <w:jc w:val="both"/>
-      </w:pPr>
-      <w:r>
-        <w:rPr>
-          <w:rFonts w:ascii="Times New Roman" w:hAnsi="Times New Roman"/>
-          <w:b w:val="0"/>
-          <w:sz w:val="28"/>
-        </w:rPr>
-        <w:t>Эти эффекты показывают, что поведение человека в группе существенно отличается от индивидуального и определяется давлением общности, нормами и ожиданиями окружающих.</w:t>
+        <w:t>• Эффект ореола: первое впечатление о человеке переносится на оценку его профессиональных качеств.</w:t>
       </w:r>
     </w:p>
     <w:p>
@@ -392,7 +377,7 @@
           <w:b w:val="0"/>
           <w:sz w:val="28"/>
         </w:rPr>
-        <w:t>Первичная социализация охватывает период детства и ранней юности; её основные агенты — семья, ближайшее окружение, детский сад, школа. Здесь происходит усвоение базовых норм, языка, ценностей, формирование «Я-концепции» и эмоциональных связей. Отношения с агентами носят непосредственный, личностно-эмоциональный характер. Вторичная социализация продолжается на протяжении всей взрослой жизни и связана с включением индивида в новые социальные институты — вуз, профессиональный коллектив, армию, политические и общественные организации. Её агенты обезличены (формальные роли, должностные требования), а усваиваемые нормы более специализированы и инструментальны. Если первичная социализация закладывает фундамент личности, то вторичная адаптирует индивида к конкретным социальным позициям и может включать ресоциализацию — переучивание и смену ролей.</w:t>
+        <w:t>Первичная социализация охватывает период детства и ранней юности; её основные агенты — семья, ближайшее окружение, школа. Здесь происходит усвоение базовых норм, языка, ценностей, формирование «Я-концепции». Отношения с агентами носят непосредственный, личностно-эмоциональный характер. Вторичная социализация продолжается в течение взрослой жизни и связана с включением индивида в новые социальные институты: вуз, профессиональный коллектив, общественные организации. Её агенты обезличены, а усваиваемые нормы более специализированы. Если первичная социализация закладывает фундамент личности, то вторичная адаптирует индивида к конкретным социальным позициям и может включать ресоциализацию.</w:t>
       </w:r>
     </w:p>
     <w:p>
@@ -422,7 +407,7 @@
           <w:b w:val="0"/>
           <w:sz w:val="28"/>
         </w:rPr>
-        <w:t>Согласно теории стратификации, общество делится на слои по доходу, власти, образованию и престижу профессии. В современной России выделяют (по работам Т.И. Заславской, Н.Е. Тихоновой, З.Т. Голенковой) несколько основных страт. Верхний слой (1–3% населения) — крупные собственники, высшая бюрократия, топ-менеджмент сырьевых корпораций; концентрирует значительную часть национального богатства. Верхний средний слой (около 5–7%) — успешные предприниматели, высокооплачиваемые специалисты, чиновники среднего уровня. Базовый средний слой (15–20%) — квалифицированные специалисты, инженеры, преподаватели, врачи, офицеры, малый и средний бизнес; его доля сравнительно невелика. Массовый «нижний средний» и базовый слой (около 50–60%) — наёмные работники, бюджетники с невысокими доходами, рабочие, жители малых городов. Нижний слой (15–20%) — малоквалифицированные работники, пенсионеры с минимальной пенсией, безработные. Социальное дно — лица без определённого места жительства, хронические безработные. Для российской стратификации характерны: высокий уровень имущественного неравенства, тонкий средний класс, значительная роль властного ресурса и территориальные различия (Москва, Санкт-Петербург и регионы), а также относительно низкая социальная мобильность между крайними слоями.</w:t>
+        <w:t>Согласно теории стратификации, общество делится на слои по доходу, власти, образованию и престижу профессии. В современной России (по работам Т.И. Заславской, Н.Е. Тихоновой) выделяют несколько страт. Верхний слой (1–3%) — крупные собственники, высшая бюрократия, топ-менеджмент корпораций. Верхний средний (5–7%) — успешные предприниматели, высокооплачиваемые специалисты, чиновники. Базовый средний (15–20%) — квалифицированные специалисты, преподаватели, врачи, малый бизнес. Массовый и базовый слой (50–60%) — наёмные работники, бюджетники, рабочие. Нижний слой (15–20%) — малоквалифицированные работники, пенсионеры с минимальной пенсией, безработные. Для российской стратификации характерны высокий уровень неравенства, тонкий средний класс, значительная роль властного ресурса и низкая мобильность между крайними слоями.</w:t>
       </w:r>
     </w:p>
     <w:sectPr>
